--- a/docs/08-sponsor-one-pager.docx
+++ b/docs/08-sponsor-one-pager.docx
@@ -239,7 +239,13 @@
                 <w:b/>
                 <w:bCs/>
               </w:rPr>
-              <w:t xml:space="preserve">Title</w:t>
+              <w:t xml:space="preserve">Platinum</w:t>
+            </w:r>
+            <w:r>
+              <w:t xml:space="preserve"> </w:t>
+            </w:r>
+            <w:r>
+              <w:t xml:space="preserve">(5–6)</w:t>
             </w:r>
           </w:p>
         </w:tc>
@@ -250,7 +256,7 @@
               <w:pStyle w:val="Compact"/>
             </w:pPr>
             <w:r>
-              <w:t xml:space="preserve">20,000,000</w:t>
+              <w:t xml:space="preserve">5,000,000 and up, or a venue or service of that value in kind</w:t>
             </w:r>
           </w:p>
         </w:tc>
@@ -261,7 +267,7 @@
               <w:pStyle w:val="Compact"/>
             </w:pPr>
             <w:r>
-              <w:t xml:space="preserve">"Touch Grass presented by [You]"; logo first everywhere, on all 220 shirts; 5-minute opening slot; judge on the final panel; you present first prize</w:t>
+              <w:t xml:space="preserve">largest logo everywhere, on all 220 shirts and the stage; opening remarks; a 15-minute workshop; a judge on the final panel; you present one of the top-three prizes; a recruiting table and opt-in participant CVs</w:t>
             </w:r>
           </w:p>
         </w:tc>
@@ -278,7 +284,13 @@
                 <w:b/>
                 <w:bCs/>
               </w:rPr>
-              <w:t xml:space="preserve">Venue partner</w:t>
+              <w:t xml:space="preserve">Gold · Track</w:t>
+            </w:r>
+            <w:r>
+              <w:t xml:space="preserve"> </w:t>
+            </w:r>
+            <w:r>
+              <w:t xml:space="preserve">(5)</w:t>
             </w:r>
           </w:p>
         </w:tc>
@@ -289,7 +301,7 @@
               <w:pStyle w:val="Compact"/>
             </w:pPr>
             <w:r>
-              <w:t xml:space="preserve">20,000,000 or the hall in kind</w:t>
+              <w:t xml:space="preserve">2,000,000</w:t>
             </w:r>
           </w:p>
         </w:tc>
@@ -300,7 +312,7 @@
               <w:pStyle w:val="Compact"/>
             </w:pPr>
             <w:r>
-              <w:t xml:space="preserve">"Hosted at [You]"; logo on every table and sign; named in every announcement; opening remarks</w:t>
+              <w:t xml:space="preserve">a track carries your name ("Healthcare track by [You]"); your 2,000,000 is that track's cash prize, which you hand to the winning team; a judge on its panel; an optional challenge you set; logo on the shirt and website</w:t>
             </w:r>
           </w:p>
         </w:tc>
@@ -317,13 +329,7 @@
                 <w:b/>
                 <w:bCs/>
               </w:rPr>
-              <w:t xml:space="preserve">Track</w:t>
-            </w:r>
-            <w:r>
-              <w:t xml:space="preserve"> </w:t>
-            </w:r>
-            <w:r>
-              <w:t xml:space="preserve">(5)</w:t>
+              <w:t xml:space="preserve">Silver</w:t>
             </w:r>
           </w:p>
         </w:tc>
@@ -334,7 +340,7 @@
               <w:pStyle w:val="Compact"/>
             </w:pPr>
             <w:r>
-              <w:t xml:space="preserve">5,000,000</w:t>
+              <w:t xml:space="preserve">1,000,000 to 2,000,000, or in kind</w:t>
             </w:r>
           </w:p>
         </w:tc>
@@ -345,163 +351,7 @@
               <w:pStyle w:val="Compact"/>
             </w:pPr>
             <w:r>
-              <w:t xml:space="preserve">the track carries your name; you hand its 2,000,000 MNT prize to the winner; a judge on its panel; a 15-minute workshop; an optional challenge you set</w:t>
-            </w:r>
-          </w:p>
-        </w:tc>
-      </w:tr>
-      <w:tr>
-        <w:tc>
-          <w:tcPr/>
-          <w:p>
-            <w:pPr>
-              <w:pStyle w:val="Compact"/>
-            </w:pPr>
-            <w:r>
-              <w:rPr>
-                <w:b/>
-                <w:bCs/>
-              </w:rPr>
-              <w:t xml:space="preserve">Food</w:t>
-            </w:r>
-          </w:p>
-        </w:tc>
-        <w:tc>
-          <w:tcPr/>
-          <w:p>
-            <w:pPr>
-              <w:pStyle w:val="Compact"/>
-            </w:pPr>
-            <w:r>
-              <w:t xml:space="preserve">10,000,000 or catering in kind</w:t>
-            </w:r>
-          </w:p>
-        </w:tc>
-        <w:tc>
-          <w:tcPr/>
-          <w:p>
-            <w:pPr>
-              <w:pStyle w:val="Compact"/>
-            </w:pPr>
-            <w:r>
-              <w:t xml:space="preserve">"Meals by [You]" at five meals; logo on site and stage</w:t>
-            </w:r>
-          </w:p>
-        </w:tc>
-      </w:tr>
-      <w:tr>
-        <w:tc>
-          <w:tcPr/>
-          <w:p>
-            <w:pPr>
-              <w:pStyle w:val="Compact"/>
-            </w:pPr>
-            <w:r>
-              <w:rPr>
-                <w:b/>
-                <w:bCs/>
-              </w:rPr>
-              <w:t xml:space="preserve">Merchandise</w:t>
-            </w:r>
-          </w:p>
-        </w:tc>
-        <w:tc>
-          <w:tcPr/>
-          <w:p>
-            <w:pPr>
-              <w:pStyle w:val="Compact"/>
-            </w:pPr>
-            <w:r>
-              <w:t xml:space="preserve">4,500,000 or 220 shirts in kind</w:t>
-            </w:r>
-          </w:p>
-        </w:tc>
-        <w:tc>
-          <w:tcPr/>
-          <w:p>
-            <w:pPr>
-              <w:pStyle w:val="Compact"/>
-            </w:pPr>
-            <w:r>
-              <w:t xml:space="preserve">your logo on the shirt</w:t>
-            </w:r>
-          </w:p>
-        </w:tc>
-      </w:tr>
-      <w:tr>
-        <w:tc>
-          <w:tcPr/>
-          <w:p>
-            <w:pPr>
-              <w:pStyle w:val="Compact"/>
-            </w:pPr>
-            <w:r>
-              <w:rPr>
-                <w:b/>
-                <w:bCs/>
-              </w:rPr>
-              <w:t xml:space="preserve">Prize pool</w:t>
-            </w:r>
-          </w:p>
-        </w:tc>
-        <w:tc>
-          <w:tcPr/>
-          <w:p>
-            <w:pPr>
-              <w:pStyle w:val="Compact"/>
-            </w:pPr>
-            <w:r>
-              <w:t xml:space="preserve">1,000,000 and up</w:t>
-            </w:r>
-          </w:p>
-        </w:tc>
-        <w:tc>
-          <w:tcPr/>
-          <w:p>
-            <w:pPr>
-              <w:pStyle w:val="Compact"/>
-            </w:pPr>
-            <w:r>
-              <w:t xml:space="preserve">named contribution; you present one of the three awards</w:t>
-            </w:r>
-          </w:p>
-        </w:tc>
-      </w:tr>
-      <w:tr>
-        <w:tc>
-          <w:tcPr/>
-          <w:p>
-            <w:pPr>
-              <w:pStyle w:val="Compact"/>
-            </w:pPr>
-            <w:r>
-              <w:rPr>
-                <w:b/>
-                <w:bCs/>
-              </w:rPr>
-              <w:t xml:space="preserve">In kind</w:t>
-            </w:r>
-          </w:p>
-        </w:tc>
-        <w:tc>
-          <w:tcPr/>
-          <w:p>
-            <w:pPr>
-              <w:pStyle w:val="Compact"/>
-            </w:pPr>
-            <w:r>
-              <w:t xml:space="preserve">goods or services</w:t>
-            </w:r>
-          </w:p>
-        </w:tc>
-        <w:tc>
-          <w:tcPr/>
-          <w:p>
-            <w:pPr>
-              <w:pStyle w:val="Compact"/>
-            </w:pPr>
-            <w:r>
-              <w:t xml:space="preserve">logo on site and thanks from the stage</w:t>
+              <w:t xml:space="preserve">food and catering, shirts, printing, devices, cloud credits or media; logo on the website and signage; thanks from the stage ("Meals by [You]" for food)</w:t>
             </w:r>
           </w:p>
         </w:tc>

--- a/docs/08-sponsor-one-pager.docx
+++ b/docs/08-sponsor-one-pager.docx
@@ -79,7 +79,7 @@
         <w:t xml:space="preserve"> </w:t>
       </w:r>
       <w:r>
-        <w:t xml:space="preserve">Saturday November 7, 13:00, to Sunday November 8, 13:00; awards Sunday afternoon. Ulaanbaatar, venue confirmed by October 14.</w:t>
+        <w:t xml:space="preserve">Saturday November 7, 15:00, to Sunday November 8, 15:00; awards Sunday evening. Ulaanbaatar, venue confirmed by October 14.</w:t>
       </w:r>
     </w:p>
     <w:p>

--- a/docs/08-sponsor-one-pager.docx
+++ b/docs/08-sponsor-one-pager.docx
@@ -11,13 +11,13 @@
         <w:t xml:space="preserve">Touch Grass</w:t>
       </w:r>
     </w:p>
-    <w:bookmarkStart w:id="10" w:name="Xaa6caaff3eecfe16925fcd338e32743b34b31c1"/>
+    <w:bookmarkStart w:id="10" w:name="X2c29903b1e501543ece9f037cfb03494944aed2"/>
     <w:p>
       <w:pPr>
         <w:pStyle w:val="Heading2"/>
       </w:pPr>
       <w:r>
-        <w:t xml:space="preserve">Sponsorship at a glance · November 7–8, 2026 · Ulaanbaatar · hack-touchgrass.com</w:t>
+        <w:t xml:space="preserve">Sponsorship at a glance · November 28–29, 2026 · Ulaanbaatar · hack-touchgrass.com</w:t>
       </w:r>
     </w:p>
     <w:p>
@@ -79,7 +79,7 @@
         <w:t xml:space="preserve"> </w:t>
       </w:r>
       <w:r>
-        <w:t xml:space="preserve">Saturday November 7, 15:00, to Sunday November 8, 15:00; awards Sunday evening. Ulaanbaatar, venue confirmed by October 14.</w:t>
+        <w:t xml:space="preserve">Saturday November 28, 13:00, to Sunday November 29, 13:00; awards Sunday afternoon. Ulaanbaatar, venue confirmed by November 4.</w:t>
       </w:r>
     </w:p>
     <w:p>
@@ -392,7 +392,7 @@
           <w:b/>
           <w:bCs/>
         </w:rPr>
-        <w:t xml:space="preserve">Decide by October 25, 2026.</w:t>
+        <w:t xml:space="preserve">Decide by November 15, 2026.</w:t>
       </w:r>
       <w:r>
         <w:t xml:space="preserve"> </w:t>

--- a/docs/08-sponsor-one-pager.docx
+++ b/docs/08-sponsor-one-pager.docx
@@ -140,6 +140,22 @@
       </w:r>
       <w:r>
         <w:t xml:space="preserve">, a registered youth health NGO, which signs contracts, receives funds and issues receipts.</w:t>
+      </w:r>
+      <w:r>
+        <w:t xml:space="preserve"> </w:t>
+      </w:r>
+      <w:r>
+        <w:rPr>
+          <w:b/>
+          <w:bCs/>
+        </w:rPr>
+        <w:t xml:space="preserve">GDG Ulaanbaatar</w:t>
+      </w:r>
+      <w:r>
+        <w:t xml:space="preserve"> </w:t>
+      </w:r>
+      <w:r>
+        <w:t xml:space="preserve">(Google Developer Group Ulaanbaatar) is our community partner, providing judges and mentors.</w:t>
       </w:r>
     </w:p>
     <w:p>

--- a/docs/08-sponsor-one-pager.docx
+++ b/docs/08-sponsor-one-pager.docx
@@ -45,7 +45,7 @@
           <w:b/>
           <w:bCs/>
         </w:rPr>
-        <w:t xml:space="preserve">220+ students aged 14 to 20</w:t>
+        <w:t xml:space="preserve">220+ young people aged 16 to 26</w:t>
       </w:r>
       <w:r>
         <w:t xml:space="preserve">, in teams of two to four. On the model of Stanford's TreeHacks, teams build working software in five tracks,</w:t>

--- a/docs/08-sponsor-one-pager.docx
+++ b/docs/08-sponsor-one-pager.docx
@@ -173,7 +173,7 @@
         <w:t xml:space="preserve"> </w:t>
       </w:r>
       <w:r>
-        <w:t xml:space="preserve">Top three teams share a cash pool of at least 5,000,000 MNT, split 50 / 30 / 20 · each of the five track winners receives 2,000,000 MNT · three awards across all tracks: Most Creative, Most Impactful, Most Technically Complex.</w:t>
+        <w:t xml:space="preserve">Top three teams share a cash pool of at least 5,000,000 MNT, split 50 / 30 / 20 · each of the five track winners receives its track sponsor's prize in kind · three awards across all tracks: Most Creative, Most Impactful, Most Technically Complex.</w:t>
       </w:r>
     </w:p>
     <w:p>
@@ -328,7 +328,7 @@
               <w:pStyle w:val="Compact"/>
             </w:pPr>
             <w:r>
-              <w:t xml:space="preserve">a track carries your name ("Healthcare track by [You]"); your 2,000,000 is that track's cash prize, which you hand to the winning team; a judge on its panel; an optional challenge you set; logo on the shirt and website</w:t>
+              <w:t xml:space="preserve">a track carries your name ("Healthcare track by [You]"); your 2,000,000 goes into the top-three prize pool, and you give your track's winning team a prize of your own (products, credits, a pilot or mentoring), handed over on stage; a judge on its panel; an optional challenge you set; logo on the shirt and website</w:t>
             </w:r>
           </w:p>
         </w:tc>

--- a/docs/08-sponsor-one-pager.docx
+++ b/docs/08-sponsor-one-pager.docx
@@ -173,7 +173,7 @@
         <w:t xml:space="preserve"> </w:t>
       </w:r>
       <w:r>
-        <w:t xml:space="preserve">Top three teams share a cash pool of at least 5,000,000 MNT, split 50 / 30 / 20 · each of the five track winners receives its track sponsor's prize in kind · three awards across all tracks: Most Creative, Most Impactful, Most Technically Complex.</w:t>
+        <w:t xml:space="preserve">Top three teams share a cash pool of at least 5,000,000 MNT, split 50 / 30 / 20 · each of the five track winners receives 2,000,000 MNT · three awards across all tracks: Most Creative, Most Impactful, Most Technically Complex.</w:t>
       </w:r>
     </w:p>
     <w:p>
@@ -328,7 +328,7 @@
               <w:pStyle w:val="Compact"/>
             </w:pPr>
             <w:r>
-              <w:t xml:space="preserve">a track carries your name ("Healthcare track by [You]"); your 2,000,000 goes into the top-three prize pool, and you give your track's winning team a prize of your own (products, credits, a pilot or mentoring), handed over on stage; a judge on its panel; an optional challenge you set; logo on the shirt and website</w:t>
+              <w:t xml:space="preserve">a track carries your name ("Healthcare track by [You]"); your 2,000,000 is that track's cash prize, which you hand to the winning team; a judge on its panel; an optional challenge you set; logo on the shirt and website</w:t>
             </w:r>
           </w:p>
         </w:tc>

--- a/docs/08-sponsor-one-pager.docx
+++ b/docs/08-sponsor-one-pager.docx
@@ -61,7 +61,7 @@
         <w:t xml:space="preserve">Healthcare · Sustainability · Education · Humanity · AI</w:t>
       </w:r>
       <w:r>
-        <w:t xml:space="preserve">, and professionals from each field judge them. The event runs in English.</w:t>
+        <w:t xml:space="preserve">, and professionals from each field judge them. Each team chooses to work and present in Mongolian or English.</w:t>
       </w:r>
     </w:p>
     <w:p>
